--- a/QUICK_START.docx
+++ b/QUICK_START.docx
@@ -198,7 +198,7 @@
         <w:rPr>
           <w:rFonts w:ascii="Arial" w:cs="Arial" w:eastAsia="Arial" w:hAnsi="Arial"/>
         </w:rPr>
-        <w:t xml:space="preserve">Players don’t steer the robots. Each student designs one by choosing five behavior options (Class, Aggression, Agility, Edge Nerve, Signature) plus a name/color and one free-text “personal tweak.” A facilitator running </w:t>
+        <w:t xml:space="preserve">Players don’t steer the robots, and they don’t change any code. Each student sets up a robot with its own buttons, choosing a Persona (Bear, Lion, or Wolf) and a team Color (Blue, Red, or Green). A facilitator uses </w:t>
       </w:r>
       <w:r>
         <w:rPr>
@@ -212,7 +212,7 @@
         <w:rPr>
           <w:rFonts w:ascii="Arial" w:cs="Arial" w:eastAsia="Arial" w:hAnsi="Arial"/>
         </w:rPr>
-        <w:t xml:space="preserve"> (on the laptop’s command line) turns those choices into real robot code and writes it straight onto the robot over the USB cable. A connected robot appears on the laptop as a writable drive, just like a thumb drive or SD card. Two students’ robots then face off head-to-head in the ring, student against student, robot to robot, for a clear winner.</w:t>
+        <w:t xml:space="preserve"> (on the laptop’s command line) only to install or reset the robot program over the USB cable. A connected robot appears on the laptop as a writable drive, just like a thumb drive or SD card. Two students’ robots then face off head-to-head in the ring, student against student, robot to robot, for a clear winner.</w:t>
       </w:r>
     </w:p>
     <w:p>
@@ -223,7 +223,7 @@
         <w:rPr>
           <w:rFonts w:ascii="Arial" w:cs="Arial" w:eastAsia="Arial" w:hAnsi="Arial"/>
         </w:rPr>
-        <w:t xml:space="preserve">The robots find each other with infrared, including “hearing” the other robot across the ring; the moment one clearly sees an opponent it jumps to full power, and once it is pushing it stays committed. Each robot shows its letter (A/B/C) and team name on its little screen.</w:t>
+        <w:t xml:space="preserve">The robots find each other with infrared, including “hearing” the other robot across the ring; the moment one clearly sees an opponent it jumps to full power, and once it is pushing it stays committed. Each robot shows its Persona and Color on its main screen, and its team name and letter (A/B/C) during a match.</w:t>
       </w:r>
     </w:p>
     <w:p>
@@ -344,7 +344,7 @@
         <w:rPr>
           <w:rFonts w:ascii="Arial" w:cs="Arial" w:eastAsia="Arial" w:hAnsi="Arial"/>
         </w:rPr>
-        <w:t xml:space="preserve">: Claude loads the clean baseline and shows the build menu.</w:t>
+        <w:t xml:space="preserve">: Claude flashes the approved V1 program and ejects the drive.</w:t>
       </w:r>
     </w:p>
     <w:p>
@@ -360,7 +360,21 @@
         <w:rPr>
           <w:rFonts w:ascii="Arial" w:cs="Arial" w:eastAsia="Arial" w:hAnsi="Arial"/>
         </w:rPr>
-        <w:t xml:space="preserve">The student types five numbers (plus an optional name/color and a tweak); Claude builds and flashes the robot.</w:t>
+        <w:t xml:space="preserve">Reset the robot and calibrate if it’s a new arena (</w:t>
+      </w:r>
+      <w:r>
+        <w:rPr>
+          <w:rFonts w:ascii="Arial" w:cs="Arial" w:eastAsia="Arial" w:hAnsi="Arial"/>
+          <w:b/>
+          <w:bCs/>
+        </w:rPr>
+        <w:t xml:space="preserve">C</w:t>
+      </w:r>
+      <w:r>
+        <w:rPr>
+          <w:rFonts w:ascii="Arial" w:cs="Arial" w:eastAsia="Arial" w:hAnsi="Arial"/>
+        </w:rPr>
+        <w:t xml:space="preserve"> on the Main screen → wood → edge).</w:t>
       </w:r>
     </w:p>
     <w:p>
@@ -376,7 +390,35 @@
         <w:rPr>
           <w:rFonts w:ascii="Arial" w:cs="Arial" w:eastAsia="Arial" w:hAnsi="Arial"/>
         </w:rPr>
-        <w:t xml:space="preserve">Reset the robot, calibrate if it’s a new arena (C → wood → edge), press </w:t>
+        <w:t xml:space="preserve">The student presses </w:t>
+      </w:r>
+      <w:r>
+        <w:rPr>
+          <w:rFonts w:ascii="Arial" w:cs="Arial" w:eastAsia="Arial" w:hAnsi="Arial"/>
+          <w:b/>
+          <w:bCs/>
+        </w:rPr>
+        <w:t xml:space="preserve">B</w:t>
+      </w:r>
+      <w:r>
+        <w:rPr>
+          <w:rFonts w:ascii="Arial" w:cs="Arial" w:eastAsia="Arial" w:hAnsi="Arial"/>
+        </w:rPr>
+        <w:t xml:space="preserve"> (Settings) to choose a Persona and a Color, </w:t>
+      </w:r>
+      <w:r>
+        <w:rPr>
+          <w:rFonts w:ascii="Arial" w:cs="Arial" w:eastAsia="Arial" w:hAnsi="Arial"/>
+          <w:b/>
+          <w:bCs/>
+        </w:rPr>
+        <w:t xml:space="preserve">C</w:t>
+      </w:r>
+      <w:r>
+        <w:rPr>
+          <w:rFonts w:ascii="Arial" w:cs="Arial" w:eastAsia="Arial" w:hAnsi="Arial"/>
+        </w:rPr>
+        <w:t xml:space="preserve"> (Back), then </w:t>
       </w:r>
       <w:r>
         <w:rPr>
@@ -390,7 +432,7 @@
         <w:rPr>
           <w:rFonts w:ascii="Arial" w:cs="Arial" w:eastAsia="Arial" w:hAnsi="Arial"/>
         </w:rPr>
-        <w:t xml:space="preserve"> to fight. Next student → say “restart” again.</w:t>
+        <w:t xml:space="preserve"> to fight. The next student can change the settings the same way.</w:t>
       </w:r>
     </w:p>
     <w:p>
@@ -562,7 +604,7 @@
         <w:rPr>
           <w:rFonts w:ascii="Arial" w:cs="Arial" w:eastAsia="Arial" w:hAnsi="Arial"/>
         </w:rPr>
-        <w:t xml:space="preserve"> is the clean default (never edited). </w:t>
+        <w:t xml:space="preserve"> is the approved V1 default (never edited). </w:t>
       </w:r>
       <w:r>
         <w:rPr>
@@ -576,7 +618,7 @@
         <w:rPr>
           <w:rFonts w:ascii="Arial" w:cs="Arial" w:eastAsia="Arial" w:hAnsi="Arial"/>
         </w:rPr>
-        <w:t xml:space="preserve"> is the working file that students’ builds are written into and that gets flashed.</w:t>
+        <w:t xml:space="preserve"> is the working copy that gets flashed; in V1 it is identical to the baseline. Students never edit code.</w:t>
       </w:r>
     </w:p>
     <w:p>
@@ -621,7 +663,7 @@
           <w:sz w:val="21"/>
           <w:szCs w:val="21"/>
         </w:rPr>
-        <w:t xml:space="preserve">The per-student loop</w:t>
+        <w:t xml:space="preserve">The student workflow (buttons only, no laptop)</w:t>
       </w:r>
     </w:p>
     <w:p>
@@ -637,35 +679,7 @@
         <w:rPr>
           <w:rFonts w:ascii="Arial" w:cs="Arial" w:eastAsia="Arial" w:hAnsi="Arial"/>
         </w:rPr>
-        <w:t xml:space="preserve">Say </w:t>
-      </w:r>
-      <w:r>
-        <w:rPr>
-          <w:rFonts w:ascii="Arial" w:cs="Arial" w:eastAsia="Arial" w:hAnsi="Arial"/>
-          <w:b/>
-          <w:bCs/>
-        </w:rPr>
-        <w:t xml:space="preserve">“restart”</w:t>
-      </w:r>
-      <w:r>
-        <w:rPr>
-          <w:rFonts w:ascii="Arial" w:cs="Arial" w:eastAsia="Arial" w:hAnsi="Arial"/>
-        </w:rPr>
-        <w:t xml:space="preserve">. Claude resets </w:t>
-      </w:r>
-      <w:r>
-        <w:rPr>
-          <w:rFonts w:ascii="Courier New" w:cs="Courier New" w:eastAsia="Courier New" w:hAnsi="Courier New"/>
-          <w:sz w:val="19"/>
-          <w:szCs w:val="19"/>
-        </w:rPr>
-        <w:t xml:space="preserve">custom/sumo2.py</w:t>
-      </w:r>
-      <w:r>
-        <w:rPr>
-          <w:rFonts w:ascii="Arial" w:cs="Arial" w:eastAsia="Arial" w:hAnsi="Arial"/>
-        </w:rPr>
-        <w:t xml:space="preserve"> to the baseline, flashes it (ejecting cleanly), and shows the numbered menu.</w:t>
+        <w:t xml:space="preserve">Power on or reset the robot. The Main screen shows its Persona and Color (defaults: Lion, Blue).</w:t>
       </w:r>
     </w:p>
     <w:p>
@@ -681,7 +695,7 @@
         <w:rPr>
           <w:rFonts w:ascii="Arial" w:cs="Arial" w:eastAsia="Arial" w:hAnsi="Arial"/>
         </w:rPr>
-        <w:t xml:space="preserve">The student replies with one number per row (a blank row uses option 2, the middle):</w:t>
+        <w:t xml:space="preserve">Use the three buttons on each screen. After a Persona or Color pick, the robot goes back to Settings:</w:t>
       </w:r>
     </w:p>
     <w:tbl>
@@ -733,7 +747,7 @@
                 <w:sz w:val="19"/>
                 <w:szCs w:val="19"/>
               </w:rPr>
-              <w:t xml:space="preserve">Category</w:t>
+              <w:t xml:space="preserve">Screen</w:t>
             </w:r>
           </w:p>
         </w:tc>
@@ -767,7 +781,7 @@
                 <w:sz w:val="19"/>
                 <w:szCs w:val="19"/>
               </w:rPr>
-              <w:t xml:space="preserve">Type 1</w:t>
+              <w:t xml:space="preserve">A</w:t>
             </w:r>
           </w:p>
         </w:tc>
@@ -801,7 +815,7 @@
                 <w:sz w:val="19"/>
                 <w:szCs w:val="19"/>
               </w:rPr>
-              <w:t xml:space="preserve">Type 2  (blank = this)</w:t>
+              <w:t xml:space="preserve">B</w:t>
             </w:r>
           </w:p>
         </w:tc>
@@ -835,7 +849,7 @@
                 <w:sz w:val="19"/>
                 <w:szCs w:val="19"/>
               </w:rPr>
-              <w:t xml:space="preserve">Type 3</w:t>
+              <w:t xml:space="preserve">C</w:t>
             </w:r>
           </w:p>
         </w:tc>
@@ -868,7 +882,7 @@
                 <w:sz w:val="19"/>
                 <w:szCs w:val="19"/>
               </w:rPr>
-              <w:t xml:space="preserve">Class</w:t>
+              <w:t xml:space="preserve">Main</w:t>
             </w:r>
           </w:p>
         </w:tc>
@@ -899,7 +913,7 @@
                 <w:sz w:val="19"/>
                 <w:szCs w:val="19"/>
               </w:rPr>
-              <w:t xml:space="preserve">ROOKIE</w:t>
+              <w:t xml:space="preserve">Start</w:t>
             </w:r>
           </w:p>
         </w:tc>
@@ -930,7 +944,7 @@
                 <w:sz w:val="19"/>
                 <w:szCs w:val="19"/>
               </w:rPr>
-              <w:t xml:space="preserve">STUDENT</w:t>
+              <w:t xml:space="preserve">Settings</w:t>
             </w:r>
           </w:p>
         </w:tc>
@@ -961,7 +975,7 @@
                 <w:sz w:val="19"/>
                 <w:szCs w:val="19"/>
               </w:rPr>
-              <w:t xml:space="preserve">PROFESSOR</w:t>
+              <w:t xml:space="preserve">Recalibrate</w:t>
             </w:r>
           </w:p>
         </w:tc>
@@ -995,7 +1009,7 @@
                 <w:sz w:val="19"/>
                 <w:szCs w:val="19"/>
               </w:rPr>
-              <w:t xml:space="preserve">Aggression</w:t>
+              <w:t xml:space="preserve">Settings</w:t>
             </w:r>
           </w:p>
         </w:tc>
@@ -1027,7 +1041,7 @@
                 <w:sz w:val="19"/>
                 <w:szCs w:val="19"/>
               </w:rPr>
-              <w:t xml:space="preserve">CAUTIOUS</w:t>
+              <w:t xml:space="preserve">Persona</w:t>
             </w:r>
           </w:p>
         </w:tc>
@@ -1059,7 +1073,7 @@
                 <w:sz w:val="19"/>
                 <w:szCs w:val="19"/>
               </w:rPr>
-              <w:t xml:space="preserve">BALANCED</w:t>
+              <w:t xml:space="preserve">Color</w:t>
             </w:r>
           </w:p>
         </w:tc>
@@ -1091,7 +1105,7 @@
                 <w:sz w:val="19"/>
                 <w:szCs w:val="19"/>
               </w:rPr>
-              <w:t xml:space="preserve">RECKLESS</w:t>
+              <w:t xml:space="preserve">Back</w:t>
             </w:r>
           </w:p>
         </w:tc>
@@ -1124,7 +1138,7 @@
                 <w:sz w:val="19"/>
                 <w:szCs w:val="19"/>
               </w:rPr>
-              <w:t xml:space="preserve">Agility</w:t>
+              <w:t xml:space="preserve">Persona</w:t>
             </w:r>
           </w:p>
         </w:tc>
@@ -1155,7 +1169,7 @@
                 <w:sz w:val="19"/>
                 <w:szCs w:val="19"/>
               </w:rPr>
-              <w:t xml:space="preserve">SLUGGISH</w:t>
+              <w:t xml:space="preserve">Bear</w:t>
             </w:r>
           </w:p>
         </w:tc>
@@ -1186,7 +1200,7 @@
                 <w:sz w:val="19"/>
                 <w:szCs w:val="19"/>
               </w:rPr>
-              <w:t xml:space="preserve">NIMBLE</w:t>
+              <w:t xml:space="preserve">Lion</w:t>
             </w:r>
           </w:p>
         </w:tc>
@@ -1217,7 +1231,7 @@
                 <w:sz w:val="19"/>
                 <w:szCs w:val="19"/>
               </w:rPr>
-              <w:t xml:space="preserve">TWITCHY</w:t>
+              <w:t xml:space="preserve">Wolf</w:t>
             </w:r>
           </w:p>
         </w:tc>
@@ -1251,7 +1265,7 @@
                 <w:sz w:val="19"/>
                 <w:szCs w:val="19"/>
               </w:rPr>
-              <w:t xml:space="preserve">Edge Nerve</w:t>
+              <w:t xml:space="preserve">Color</w:t>
             </w:r>
           </w:p>
         </w:tc>
@@ -1283,7 +1297,7 @@
                 <w:sz w:val="19"/>
                 <w:szCs w:val="19"/>
               </w:rPr>
-              <w:t xml:space="preserve">CAREFUL</w:t>
+              <w:t xml:space="preserve">Blue</w:t>
             </w:r>
           </w:p>
         </w:tc>
@@ -1315,7 +1329,7 @@
                 <w:sz w:val="19"/>
                 <w:szCs w:val="19"/>
               </w:rPr>
-              <w:t xml:space="preserve">NORMAL</w:t>
+              <w:t xml:space="preserve">Red</w:t>
             </w:r>
           </w:p>
         </w:tc>
@@ -1347,133 +1361,7 @@
                 <w:sz w:val="19"/>
                 <w:szCs w:val="19"/>
               </w:rPr>
-              <w:t xml:space="preserve">DAREDEVIL</w:t>
-            </w:r>
-          </w:p>
-        </w:tc>
-      </w:tr>
-      <w:tr>
-        <w:tc>
-          <w:tcPr>
-            <w:tcW w:type="dxa" w:w="1750"/>
-            <w:tcBorders>
-              <w:top w:val="single" w:color="9AA7B4" w:sz="1"/>
-              <w:left w:val="single" w:color="9AA7B4" w:sz="1"/>
-              <w:bottom w:val="single" w:color="9AA7B4" w:sz="1"/>
-              <w:right w:val="single" w:color="9AA7B4" w:sz="1"/>
-            </w:tcBorders>
-            <w:tcMar>
-              <w:top w:type="dxa" w:w="55"/>
-              <w:left w:type="dxa" w:w="120"/>
-              <w:bottom w:type="dxa" w:w="55"/>
-              <w:right w:type="dxa" w:w="120"/>
-            </w:tcMar>
-            <w:vAlign w:val="center"/>
-          </w:tcPr>
-          <w:p>
-            <w:pPr>
-              <w:spacing w:after="0"/>
-            </w:pPr>
-            <w:r>
-              <w:rPr>
-                <w:rFonts w:ascii="Arial" w:cs="Arial" w:eastAsia="Arial" w:hAnsi="Arial"/>
-                <w:sz w:val="19"/>
-                <w:szCs w:val="19"/>
-              </w:rPr>
-              <w:t xml:space="preserve">Signature</w:t>
-            </w:r>
-          </w:p>
-        </w:tc>
-        <w:tc>
-          <w:tcPr>
-            <w:tcW w:type="dxa" w:w="2870"/>
-            <w:tcBorders>
-              <w:top w:val="single" w:color="9AA7B4" w:sz="1"/>
-              <w:left w:val="single" w:color="9AA7B4" w:sz="1"/>
-              <w:bottom w:val="single" w:color="9AA7B4" w:sz="1"/>
-              <w:right w:val="single" w:color="9AA7B4" w:sz="1"/>
-            </w:tcBorders>
-            <w:tcMar>
-              <w:top w:type="dxa" w:w="55"/>
-              <w:left w:type="dxa" w:w="120"/>
-              <w:bottom w:type="dxa" w:w="55"/>
-              <w:right w:type="dxa" w:w="120"/>
-            </w:tcMar>
-            <w:vAlign w:val="center"/>
-          </w:tcPr>
-          <w:p>
-            <w:pPr>
-              <w:spacing w:after="0"/>
-            </w:pPr>
-            <w:r>
-              <w:rPr>
-                <w:rFonts w:ascii="Courier New" w:cs="Courier New" w:eastAsia="Courier New" w:hAnsi="Courier New"/>
-                <w:sz w:val="19"/>
-                <w:szCs w:val="19"/>
-              </w:rPr>
-              <w:t xml:space="preserve">CHARGER</w:t>
-            </w:r>
-          </w:p>
-        </w:tc>
-        <w:tc>
-          <w:tcPr>
-            <w:tcW w:type="dxa" w:w="2870"/>
-            <w:tcBorders>
-              <w:top w:val="single" w:color="9AA7B4" w:sz="1"/>
-              <w:left w:val="single" w:color="9AA7B4" w:sz="1"/>
-              <w:bottom w:val="single" w:color="9AA7B4" w:sz="1"/>
-              <w:right w:val="single" w:color="9AA7B4" w:sz="1"/>
-            </w:tcBorders>
-            <w:tcMar>
-              <w:top w:type="dxa" w:w="55"/>
-              <w:left w:type="dxa" w:w="120"/>
-              <w:bottom w:type="dxa" w:w="55"/>
-              <w:right w:type="dxa" w:w="120"/>
-            </w:tcMar>
-            <w:vAlign w:val="center"/>
-          </w:tcPr>
-          <w:p>
-            <w:pPr>
-              <w:spacing w:after="0"/>
-            </w:pPr>
-            <w:r>
-              <w:rPr>
-                <w:rFonts w:ascii="Courier New" w:cs="Courier New" w:eastAsia="Courier New" w:hAnsi="Courier New"/>
-                <w:sz w:val="19"/>
-                <w:szCs w:val="19"/>
-              </w:rPr>
-              <w:t xml:space="preserve">FLANKER</w:t>
-            </w:r>
-          </w:p>
-        </w:tc>
-        <w:tc>
-          <w:tcPr>
-            <w:tcW w:type="dxa" w:w="2870"/>
-            <w:tcBorders>
-              <w:top w:val="single" w:color="9AA7B4" w:sz="1"/>
-              <w:left w:val="single" w:color="9AA7B4" w:sz="1"/>
-              <w:bottom w:val="single" w:color="9AA7B4" w:sz="1"/>
-              <w:right w:val="single" w:color="9AA7B4" w:sz="1"/>
-            </w:tcBorders>
-            <w:tcMar>
-              <w:top w:type="dxa" w:w="55"/>
-              <w:left w:type="dxa" w:w="120"/>
-              <w:bottom w:type="dxa" w:w="55"/>
-              <w:right w:type="dxa" w:w="120"/>
-            </w:tcMar>
-            <w:vAlign w:val="center"/>
-          </w:tcPr>
-          <w:p>
-            <w:pPr>
-              <w:spacing w:after="0"/>
-            </w:pPr>
-            <w:r>
-              <w:rPr>
-                <w:rFonts w:ascii="Courier New" w:cs="Courier New" w:eastAsia="Courier New" w:hAnsi="Courier New"/>
-                <w:sz w:val="19"/>
-                <w:szCs w:val="19"/>
-              </w:rPr>
-              <w:t xml:space="preserve">COUNTER-PUNCHER</w:t>
+              <w:t xml:space="preserve">Green</w:t>
             </w:r>
           </w:p>
         </w:tc>
@@ -1487,21 +1375,7 @@
         <w:rPr>
           <w:rFonts w:ascii="Arial" w:cs="Arial" w:eastAsia="Arial" w:hAnsi="Arial"/>
         </w:rPr>
-        <w:t xml:space="preserve">…then, if they like, a team name + color and </w:t>
-      </w:r>
-      <w:r>
-        <w:rPr>
-          <w:rFonts w:ascii="Arial" w:cs="Arial" w:eastAsia="Arial" w:hAnsi="Arial"/>
-          <w:b/>
-          <w:bCs/>
-        </w:rPr>
-        <w:t xml:space="preserve">one short “personal tweak”</w:t>
-      </w:r>
-      <w:r>
-        <w:rPr>
-          <w:rFonts w:ascii="Arial" w:cs="Arial" w:eastAsia="Arial" w:hAnsi="Arial"/>
-        </w:rPr>
-        <w:t xml:space="preserve"> in plain English (e.g. “spin on contact,” “victory dance,” “hit at full torque”). Claude implements it in code.</w:t>
+        <w:t xml:space="preserve">Students don’t use a laptop, pick build options, or change code. Persona and Color can be changed only while the robot is stopped, and they return to Lion / Blue after a reset.</w:t>
       </w:r>
     </w:p>
     <w:p>
@@ -1517,21 +1391,35 @@
         <w:rPr>
           <w:rFonts w:ascii="Arial" w:cs="Arial" w:eastAsia="Arial" w:hAnsi="Arial"/>
         </w:rPr>
-        <w:t xml:space="preserve">Claude applies the choices, checks the code, and flashes: </w:t>
-      </w:r>
-      <w:r>
-        <w:rPr>
-          <w:rFonts w:ascii="Courier New" w:cs="Courier New" w:eastAsia="Courier New" w:hAnsi="Courier New"/>
-          <w:sz w:val="18"/>
-          <w:szCs w:val="18"/>
-        </w:rPr>
-        <w:t xml:space="preserve">python3 scripts/flash_robot.py custom/sumo2.py --eject</w:t>
-      </w:r>
-      <w:r>
-        <w:rPr>
-          <w:rFonts w:ascii="Arial" w:cs="Arial" w:eastAsia="Arial" w:hAnsi="Arial"/>
-        </w:rPr>
-        <w:t xml:space="preserve">.</w:t>
+        <w:t xml:space="preserve">On the Main screen, press </w:t>
+      </w:r>
+      <w:r>
+        <w:rPr>
+          <w:rFonts w:ascii="Arial" w:cs="Arial" w:eastAsia="Arial" w:hAnsi="Arial"/>
+          <w:b/>
+          <w:bCs/>
+        </w:rPr>
+        <w:t xml:space="preserve">A</w:t>
+      </w:r>
+      <w:r>
+        <w:rPr>
+          <w:rFonts w:ascii="Arial" w:cs="Arial" w:eastAsia="Arial" w:hAnsi="Arial"/>
+        </w:rPr>
+        <w:t xml:space="preserve"> to start (3-2-1 countdown). Press </w:t>
+      </w:r>
+      <w:r>
+        <w:rPr>
+          <w:rFonts w:ascii="Arial" w:cs="Arial" w:eastAsia="Arial" w:hAnsi="Arial"/>
+          <w:b/>
+          <w:bCs/>
+        </w:rPr>
+        <w:t xml:space="preserve">A</w:t>
+      </w:r>
+      <w:r>
+        <w:rPr>
+          <w:rFonts w:ascii="Arial" w:cs="Arial" w:eastAsia="Arial" w:hAnsi="Arial"/>
+        </w:rPr>
+        <w:t xml:space="preserve"> again at any time to stop the robot.</w:t>
       </w:r>
     </w:p>
     <w:p>
@@ -1547,35 +1435,21 @@
         <w:rPr>
           <w:rFonts w:ascii="Arial" w:cs="Arial" w:eastAsia="Arial" w:hAnsi="Arial"/>
         </w:rPr>
-        <w:t xml:space="preserve">Press the robot’s </w:t>
-      </w:r>
-      <w:r>
-        <w:rPr>
-          <w:rFonts w:ascii="Arial" w:cs="Arial" w:eastAsia="Arial" w:hAnsi="Arial"/>
-          <w:b/>
-          <w:bCs/>
-        </w:rPr>
-        <w:t xml:space="preserve">reset</w:t>
-      </w:r>
-      <w:r>
-        <w:rPr>
-          <w:rFonts w:ascii="Arial" w:cs="Arial" w:eastAsia="Arial" w:hAnsi="Arial"/>
-        </w:rPr>
-        <w:t xml:space="preserve"> button (the drive was already ejected), recalibrate if needed, and press </w:t>
-      </w:r>
-      <w:r>
-        <w:rPr>
-          <w:rFonts w:ascii="Arial" w:cs="Arial" w:eastAsia="Arial" w:hAnsi="Arial"/>
-          <w:b/>
-          <w:bCs/>
-        </w:rPr>
-        <w:t xml:space="preserve">A</w:t>
-      </w:r>
-      <w:r>
-        <w:rPr>
-          <w:rFonts w:ascii="Arial" w:cs="Arial" w:eastAsia="Arial" w:hAnsi="Arial"/>
-        </w:rPr>
-        <w:t xml:space="preserve"> to fight.</w:t>
+        <w:t xml:space="preserve">If the arena or lighting changed, recalibrate with </w:t>
+      </w:r>
+      <w:r>
+        <w:rPr>
+          <w:rFonts w:ascii="Arial" w:cs="Arial" w:eastAsia="Arial" w:hAnsi="Arial"/>
+          <w:b/>
+          <w:bCs/>
+        </w:rPr>
+        <w:t xml:space="preserve">C</w:t>
+      </w:r>
+      <w:r>
+        <w:rPr>
+          <w:rFonts w:ascii="Arial" w:cs="Arial" w:eastAsia="Arial" w:hAnsi="Arial"/>
+        </w:rPr>
+        <w:t xml:space="preserve"> on the Main screen first (see Calibration below).</w:t>
       </w:r>
     </w:p>
     <w:p>
@@ -1586,7 +1460,7 @@
         <w:rPr>
           <w:rFonts w:ascii="Arial" w:cs="Arial" w:eastAsia="Arial" w:hAnsi="Arial"/>
         </w:rPr>
-        <w:t xml:space="preserve">There’s no fixed “house” robot: students compete against each other, robot to robot. Build each student’s robot the same way (one robot connected at a time so each gets its own build), then send two into the ring.</w:t>
+        <w:t xml:space="preserve">There’s no fixed “house” robot: students compete against each other, robot to robot. Each student sets up their own robot with its buttons, then send two into the ring.</w:t>
       </w:r>
     </w:p>
     <w:p>
@@ -1631,7 +1505,7 @@
         <w:rPr>
           <w:rFonts w:ascii="Arial" w:cs="Arial" w:eastAsia="Arial" w:hAnsi="Arial"/>
         </w:rPr>
-        <w:t xml:space="preserve"> when stopped. </w:t>
+        <w:t xml:space="preserve"> on the Main screen (when stopped). </w:t>
       </w:r>
       <w:r>
         <w:rPr>
@@ -1675,7 +1549,7 @@
         <w:rPr>
           <w:rFonts w:ascii="Arial" w:cs="Arial" w:eastAsia="Arial" w:hAnsi="Arial"/>
         </w:rPr>
-        <w:t xml:space="preserve">It saves the result and reuses it on every reset, so you calibrate once per arena. Press C anytime (when stopped) to redo it if you change boards or the lighting.</w:t>
+        <w:t xml:space="preserve">It saves the result and reuses it on every reset, so you calibrate once per arena. Press C on the Main screen anytime (when stopped) to redo it if you change boards or the lighting.</w:t>
       </w:r>
     </w:p>
     <w:p>
@@ -1904,7 +1778,7 @@
                 <w:sz w:val="19"/>
                 <w:szCs w:val="19"/>
               </w:rPr>
-              <w:t xml:space="preserve">Change difficulty (Class), only when stopped</w:t>
+              <w:t xml:space="preserve">Open Settings (Persona / Color), only when stopped</w:t>
             </w:r>
           </w:p>
         </w:tc>
@@ -1968,7 +1842,7 @@
                 <w:sz w:val="19"/>
                 <w:szCs w:val="19"/>
               </w:rPr>
-              <w:t xml:space="preserve">Recalibrate the edge, only when stopped</w:t>
+              <w:t xml:space="preserve">Recalibrate the edge (Main screen), only when stopped</w:t>
             </w:r>
           </w:p>
         </w:tc>
@@ -2156,7 +2030,49 @@
         <w:rPr>
           <w:rFonts w:ascii="Arial" w:cs="Arial" w:eastAsia="Arial" w:hAnsi="Arial"/>
         </w:rPr>
-        <w:t xml:space="preserve"> drive, eject, and reset. That restores the MicroPython OS, the Pololu library, and every program.</w:t>
+        <w:t xml:space="preserve"> drive. That restores the MicroPython OS, the Pololu library, and every program. The </w:t>
+      </w:r>
+      <w:r>
+        <w:rPr>
+          <w:rFonts w:ascii="Courier New" w:cs="Courier New" w:eastAsia="Courier New" w:hAnsi="Courier New"/>
+          <w:sz w:val="19"/>
+          <w:szCs w:val="19"/>
+        </w:rPr>
+        <w:t xml:space="preserve">sumo2.py</w:t>
+      </w:r>
+      <w:r>
+        <w:rPr>
+          <w:rFonts w:ascii="Arial" w:cs="Arial" w:eastAsia="Arial" w:hAnsi="Arial"/>
+        </w:rPr>
+        <w:t xml:space="preserve"> in </w:t>
+      </w:r>
+      <w:r>
+        <w:rPr>
+          <w:rFonts w:ascii="Courier New" w:cs="Courier New" w:eastAsia="Courier New" w:hAnsi="Courier New"/>
+          <w:sz w:val="19"/>
+          <w:szCs w:val="19"/>
+        </w:rPr>
+        <w:t xml:space="preserve">bot_image/</w:t>
+      </w:r>
+      <w:r>
+        <w:rPr>
+          <w:rFonts w:ascii="Arial" w:cs="Arial" w:eastAsia="Arial" w:hAnsi="Arial"/>
+        </w:rPr>
+        <w:t xml:space="preserve"> is an older snapshot without the Persona/Color menu, so then install the current V1 program (this also ejects the drive): </w:t>
+      </w:r>
+      <w:r>
+        <w:rPr>
+          <w:rFonts w:ascii="Courier New" w:cs="Courier New" w:eastAsia="Courier New" w:hAnsi="Courier New"/>
+          <w:sz w:val="19"/>
+          <w:szCs w:val="19"/>
+        </w:rPr>
+        <w:t xml:space="preserve">python3 scripts/flash_robot.py custom/sumo2.py --eject</w:t>
+      </w:r>
+      <w:r>
+        <w:rPr>
+          <w:rFonts w:ascii="Arial" w:cs="Arial" w:eastAsia="Arial" w:hAnsi="Arial"/>
+        </w:rPr>
+        <w:t xml:space="preserve">. Then reset the robot.</w:t>
       </w:r>
     </w:p>
     <w:p>
@@ -2240,7 +2156,7 @@
               <w:rPr>
                 <w:rFonts w:ascii="Arial" w:cs="Arial" w:eastAsia="Arial" w:hAnsi="Arial"/>
               </w:rPr>
-              <w:t xml:space="preserve"> (when stopped) and re-sample the new surface and its edge.</w:t>
+              <w:t xml:space="preserve"> on the Main screen (when stopped) and re-sample the new surface and its edge.</w:t>
             </w:r>
           </w:p>
           <w:p>
@@ -2352,7 +2268,7 @@
           <w:sz w:val="18"/>
           <w:szCs w:val="18"/>
         </w:rPr>
-        <w:t xml:space="preserve">   ·   New build: say </w:t>
+        <w:t xml:space="preserve">   ·   Reset a robot to V1: say </w:t>
       </w:r>
       <w:r>
         <w:rPr>

--- a/QUICK_START.docx
+++ b/QUICK_START.docx
@@ -100,7 +100,7 @@
                   <w:sz w:val="21"/>
                   <w:szCs w:val="21"/>
                 </w:rPr>
-                <w:t xml:space="preserve">https://github.com/jhassell/oupi-zumo-sumo</w:t>
+                <w:t xml:space="preserve">https://github.com/behrouzeftari/oupi-zumo-sumo</w:t>
               </w:r>
             </w:hyperlink>
             <w:r>
@@ -109,7 +109,7 @@
                 <w:sz w:val="20"/>
                 <w:szCs w:val="20"/>
               </w:rPr>
-              <w:t xml:space="preserve">  has every robot program, the clean baseline, the flashing scripts, and these docs. Clone or download it to set up any laptop:   </w:t>
+              <w:t xml:space="preserve">  has every robot program, the clean V1 baseline, the flashing scripts, and these docs. It is the V1 fork (by Behrouz Eftari) of the original project by John Hassell / OU (github.com/jhassell/oupi-zumo-sumo). Clone or download it to set up any laptop:   </w:t>
             </w:r>
             <w:r>
               <w:rPr>
@@ -117,7 +117,7 @@
                 <w:sz w:val="18"/>
                 <w:szCs w:val="18"/>
               </w:rPr>
-              <w:t xml:space="preserve">git clone https://github.com/jhassell/oupi-zumo-sumo</w:t>
+              <w:t xml:space="preserve">git clone https://github.com/behrouzeftari/oupi-zumo-sumo</w:t>
             </w:r>
           </w:p>
         </w:tc>
@@ -502,7 +502,7 @@
           <w:sz w:val="18"/>
           <w:szCs w:val="18"/>
         </w:rPr>
-        <w:t xml:space="preserve">git clone https://github.com/jhassell/oupi-zumo-sumo</w:t>
+        <w:t xml:space="preserve">git clone https://github.com/behrouzeftari/oupi-zumo-sumo</w:t>
       </w:r>
       <w:r>
         <w:rPr>
@@ -2258,7 +2258,7 @@
             <w:sz w:val="18"/>
             <w:szCs w:val="18"/>
           </w:rPr>
-          <w:t xml:space="preserve">https://github.com/jhassell/oupi-zumo-sumo</w:t>
+          <w:t xml:space="preserve">https://github.com/behrouzeftari/oupi-zumo-sumo</w:t>
         </w:r>
       </w:hyperlink>
       <w:r>
